--- a/docs/research/token_efficiency/BASELINE.docx
+++ b/docs/research/token_efficiency/BASELINE.docx
@@ -2,14 +2,6 @@
 <file path=word/document.xml><?xml version="1.0" encoding="utf-8"?>
 <w:document xmlns:w="http://schemas.openxmlformats.org/wordprocessingml/2006/main" xmlns:m="http://schemas.openxmlformats.org/officeDocument/2006/math" xmlns:r="http://schemas.openxmlformats.org/officeDocument/2006/relationships" xmlns:o="urn:schemas-microsoft-com:office:office" xmlns:v="urn:schemas-microsoft-com:vml" xmlns:w10="urn:schemas-microsoft-com:office:word" xmlns:a="http://schemas.openxmlformats.org/drawingml/2006/main" xmlns:pic="http://schemas.openxmlformats.org/drawingml/2006/picture" xmlns:wp="http://schemas.openxmlformats.org/drawingml/2006/wordprocessingDrawing">
   <w:body>
-    <w:p>
-      <w:pPr>
-        <w:pStyle w:val="Title"/>
-      </w:pPr>
-      <w:r>
-        <w:t xml:space="preserve">BASELINE</w:t>
-      </w:r>
-    </w:p>
     <w:bookmarkStart w:id="16" w:name="Xc77c87ab5da26655b2bbbaeebec9874b86d568d"/>
     <w:p>
       <w:pPr>
@@ -2769,69 +2761,23 @@
         </w:numPr>
       </w:pPr>
       <w:r>
-        <w:t xml:space="preserve">5-min TTL (+0.25×): cl100k **</w:t>
-      </w:r>
-      <m:oMath>
-        <m:r>
-          <m:t>0.224</m:t>
-        </m:r>
-        <m:r>
-          <m:rPr>
-            <m:sty m:val="p"/>
-          </m:rPr>
-          <m:t>*</m:t>
-        </m:r>
-        <m:r>
-          <m:rPr>
-            <m:sty m:val="p"/>
-          </m:rPr>
-          <m:t>*</m:t>
-        </m:r>
-        <m:r>
-          <m:rPr>
-            <m:sty m:val="p"/>
-          </m:rPr>
-          <m:t>(</m:t>
-        </m:r>
-        <m:r>
-          <m:t>C</m:t>
-        </m:r>
-        <m:r>
-          <m:t>l</m:t>
-        </m:r>
-        <m:r>
-          <m:t>a</m:t>
-        </m:r>
-        <m:r>
-          <m:t>u</m:t>
-        </m:r>
-        <m:r>
-          <m:t>d</m:t>
-        </m:r>
-        <m:r>
-          <m:t>e</m:t>
-        </m:r>
-        <m:r>
-          <m:rPr>
-            <m:sty m:val="p"/>
-          </m:rPr>
-          <m:t>−</m:t>
-        </m:r>
-        <m:r>
-          <m:t>e</m:t>
-        </m:r>
-        <m:r>
-          <m:t>s</m:t>
-        </m:r>
-        <m:r>
-          <m:t>t</m:t>
-        </m:r>
-        <m:r>
-          <m:t> </m:t>
-        </m:r>
-      </m:oMath>
-      <w:r>
-        <w:t xml:space="preserve">0.25–$0.27)</w:t>
+        <w:t xml:space="preserve">5-min TTL (+0.25×): cl100k</w:t>
+      </w:r>
+      <w:r>
+        <w:t xml:space="preserve"> </w:t>
+      </w:r>
+      <w:r>
+        <w:rPr>
+          <w:b/>
+          <w:bCs/>
+        </w:rPr>
+        <w:t xml:space="preserve">$0.224</w:t>
+      </w:r>
+      <w:r>
+        <w:t xml:space="preserve"> </w:t>
+      </w:r>
+      <w:r>
+        <w:t xml:space="preserve">(Claude-est ~$0.25–$0.27)</w:t>
       </w:r>
     </w:p>
     <w:p>
@@ -2843,69 +2789,23 @@
         </w:numPr>
       </w:pPr>
       <w:r>
-        <w:t xml:space="preserve">1-hour TTL (+1.0×): cl100k **</w:t>
-      </w:r>
-      <m:oMath>
-        <m:r>
-          <m:t>0.897</m:t>
-        </m:r>
-        <m:r>
-          <m:rPr>
-            <m:sty m:val="p"/>
-          </m:rPr>
-          <m:t>*</m:t>
-        </m:r>
-        <m:r>
-          <m:rPr>
-            <m:sty m:val="p"/>
-          </m:rPr>
-          <m:t>*</m:t>
-        </m:r>
-        <m:r>
-          <m:rPr>
-            <m:sty m:val="p"/>
-          </m:rPr>
-          <m:t>(</m:t>
-        </m:r>
-        <m:r>
-          <m:t>C</m:t>
-        </m:r>
-        <m:r>
-          <m:t>l</m:t>
-        </m:r>
-        <m:r>
-          <m:t>a</m:t>
-        </m:r>
-        <m:r>
-          <m:t>u</m:t>
-        </m:r>
-        <m:r>
-          <m:t>d</m:t>
-        </m:r>
-        <m:r>
-          <m:t>e</m:t>
-        </m:r>
-        <m:r>
-          <m:rPr>
-            <m:sty m:val="p"/>
-          </m:rPr>
-          <m:t>−</m:t>
-        </m:r>
-        <m:r>
-          <m:t>e</m:t>
-        </m:r>
-        <m:r>
-          <m:t>s</m:t>
-        </m:r>
-        <m:r>
-          <m:t>t</m:t>
-        </m:r>
-        <m:r>
-          <m:t> </m:t>
-        </m:r>
-      </m:oMath>
-      <w:r>
-        <w:t xml:space="preserve">0.99–$1.08)</w:t>
+        <w:t xml:space="preserve">1-hour TTL (+1.0×): cl100k</w:t>
+      </w:r>
+      <w:r>
+        <w:t xml:space="preserve"> </w:t>
+      </w:r>
+      <w:r>
+        <w:rPr>
+          <w:b/>
+          <w:bCs/>
+        </w:rPr>
+        <w:t xml:space="preserve">$0.897</w:t>
+      </w:r>
+      <w:r>
+        <w:t xml:space="preserve"> </w:t>
+      </w:r>
+      <w:r>
+        <w:t xml:space="preserve">(Claude-est ~$0.99–$1.08)</w:t>
       </w:r>
     </w:p>
     <w:p>
@@ -3600,215 +3500,13 @@
         <w:t xml:space="preserve"> </w:t>
       </w:r>
       <w:r>
-        <w:t xml:space="preserve">governance edit pays the ~</w:t>
-      </w:r>
-      <m:oMath>
-        <m:r>
-          <m:t>0.90</m:t>
-        </m:r>
-        <m:r>
-          <m:rPr>
-            <m:sty m:val="p"/>
-          </m:rPr>
-          <m:t>(</m:t>
-        </m:r>
-        <m:r>
-          <m:t>c</m:t>
-        </m:r>
-        <m:r>
-          <m:t>l</m:t>
-        </m:r>
-        <m:r>
-          <m:t>100</m:t>
-        </m:r>
-        <m:r>
-          <m:t>k</m:t>
-        </m:r>
-        <m:r>
-          <m:rPr>
-            <m:sty m:val="p"/>
-          </m:rPr>
-          <m:t>)</m:t>
-        </m:r>
-        <m:r>
-          <m:rPr>
-            <m:sty m:val="p"/>
-          </m:rPr>
-          <m:t>/</m:t>
-        </m:r>
-        <m:r>
-          <m:t> </m:t>
-        </m:r>
-      </m:oMath>
-      <w:r>
-        <w:t xml:space="preserve">1.00–</w:t>
-      </w:r>
-      <m:oMath>
-        <m:r>
-          <m:t>1.08</m:t>
-        </m:r>
-        <m:r>
-          <m:rPr>
-            <m:sty m:val="p"/>
-          </m:rPr>
-          <m:t>(</m:t>
-        </m:r>
-        <m:r>
-          <m:t>C</m:t>
-        </m:r>
-        <m:r>
-          <m:t>l</m:t>
-        </m:r>
-        <m:r>
-          <m:t>a</m:t>
-        </m:r>
-        <m:r>
-          <m:t>u</m:t>
-        </m:r>
-        <m:r>
-          <m:t>d</m:t>
-        </m:r>
-        <m:r>
-          <m:t>e</m:t>
-        </m:r>
-        <m:r>
-          <m:rPr>
-            <m:sty m:val="p"/>
-          </m:rPr>
-          <m:t>−</m:t>
-        </m:r>
-        <m:r>
-          <m:t>e</m:t>
-        </m:r>
-        <m:r>
-          <m:t>s</m:t>
-        </m:r>
-        <m:r>
-          <m:t>t</m:t>
-        </m:r>
-        <m:r>
-          <m:rPr>
-            <m:sty m:val="p"/>
-          </m:rPr>
-          <m:t>)</m:t>
-        </m:r>
-        <m:r>
-          <m:t>f</m:t>
-        </m:r>
-        <m:r>
-          <m:t>u</m:t>
-        </m:r>
-        <m:r>
-          <m:t>l</m:t>
-        </m:r>
-        <m:r>
-          <m:t>l</m:t>
-        </m:r>
-        <m:r>
-          <m:rPr>
-            <m:sty m:val="p"/>
-          </m:rPr>
-          <m:t>−</m:t>
-        </m:r>
-        <m:r>
-          <m:t>p</m:t>
-        </m:r>
-        <m:r>
-          <m:t>r</m:t>
-        </m:r>
-        <m:r>
-          <m:t>i</m:t>
-        </m:r>
-        <m:r>
-          <m:t>c</m:t>
-        </m:r>
-        <m:r>
-          <m:t>e</m:t>
-        </m:r>
-        <m:r>
-          <m:t>r</m:t>
-        </m:r>
-        <m:r>
-          <m:t>e</m:t>
-        </m:r>
-        <m:r>
-          <m:rPr>
-            <m:sty m:val="p"/>
-          </m:rPr>
-          <m:t>−</m:t>
-        </m:r>
-        <m:r>
-          <m:t>w</m:t>
-        </m:r>
-        <m:r>
-          <m:t>r</m:t>
-        </m:r>
-        <m:r>
-          <m:t>i</m:t>
-        </m:r>
-        <m:r>
-          <m:t>t</m:t>
-        </m:r>
-        <m:r>
-          <m:t>e</m:t>
-        </m:r>
-        <m:r>
-          <m:t>o</m:t>
-        </m:r>
-        <m:r>
-          <m:t>n</m:t>
-        </m:r>
-        <m:r>
-          <m:t>c</m:t>
-        </m:r>
-        <m:r>
-          <m:t>e</m:t>
-        </m:r>
-        <m:r>
-          <m:rPr>
-            <m:sty m:val="p"/>
-          </m:rPr>
-          <m:t>,</m:t>
-        </m:r>
-        <m:r>
-          <m:t>a</m:t>
-        </m:r>
-        <m:r>
-          <m:t>m</m:t>
-        </m:r>
-        <m:r>
-          <m:t>o</m:t>
-        </m:r>
-        <m:r>
-          <m:t>r</m:t>
-        </m:r>
-        <m:r>
-          <m:t>t</m:t>
-        </m:r>
-        <m:r>
-          <m:t>i</m:t>
-        </m:r>
-        <m:r>
-          <m:t>z</m:t>
-        </m:r>
-        <m:r>
-          <m:t>e</m:t>
-        </m:r>
-        <m:r>
-          <m:t>d</m:t>
-        </m:r>
-        <m:r>
-          <m:t>t</m:t>
-        </m:r>
-        <m:r>
-          <m:t>o</m:t>
-        </m:r>
-        <m:r>
-          <m:t> </m:t>
-        </m:r>
-      </m:oMath>
-      <w:r>
-        <w:t xml:space="preserve">0.09–$0.11/turn thereafter.</w:t>
+        <w:t xml:space="preserve">governance edit pays the ~$0.90 (cl100k) / ~$1.00–$1.08 (Claude-est) full-price re-write once,</w:t>
+      </w:r>
+      <w:r>
+        <w:t xml:space="preserve"> </w:t>
+      </w:r>
+      <w:r>
+        <w:t xml:space="preserve">amortized to ~$0.09–$0.11/turn thereafter.</w:t>
       </w:r>
     </w:p>
     <w:p>
@@ -3956,77 +3654,7 @@
           <w:b/>
           <w:bCs/>
         </w:rPr>
-        <w:t xml:space="preserve">$0.90/turn full price →</w:t>
-      </w:r>
-      <w:r>
-        <w:rPr>
-          <w:b/>
-          <w:bCs/>
-        </w:rPr>
-        <w:t xml:space="preserve"> </w:t>
-      </w:r>
-      <m:oMath>
-        <m:r>
-          <m:t>0.09</m:t>
-        </m:r>
-        <m:r>
-          <m:rPr>
-            <m:sty m:val="p"/>
-          </m:rPr>
-          <m:t>/</m:t>
-        </m:r>
-        <m:r>
-          <m:t>t</m:t>
-        </m:r>
-        <m:r>
-          <m:t>u</m:t>
-        </m:r>
-        <m:r>
-          <m:t>r</m:t>
-        </m:r>
-        <m:r>
-          <m:t>n</m:t>
-        </m:r>
-        <m:r>
-          <m:t>c</m:t>
-        </m:r>
-        <m:r>
-          <m:t>a</m:t>
-        </m:r>
-        <m:r>
-          <m:t>c</m:t>
-        </m:r>
-        <m:r>
-          <m:t>h</m:t>
-        </m:r>
-        <m:r>
-          <m:t>e</m:t>
-        </m:r>
-        <m:r>
-          <m:t>d</m:t>
-        </m:r>
-        <m:r>
-          <m:rPr>
-            <m:sty m:val="p"/>
-          </m:rPr>
-          <m:t>(</m:t>
-        </m:r>
-        <m:r>
-          <m:rPr>
-            <m:sty m:val="p"/>
-          </m:rPr>
-          <m:t>≈</m:t>
-        </m:r>
-        <m:r>
-          <m:t>90</m:t>
-        </m:r>
-      </m:oMath>
-      <w:r>
-        <w:rPr>
-          <w:b/>
-          <w:bCs/>
-        </w:rPr>
-        <w:t xml:space="preserve">0.81/turn saved, cl100k)</w:t>
+        <w:t xml:space="preserve">$0.90/turn full price → $0.09/turn cached (≈90% / ~$0.81/turn saved, cl100k)</w:t>
       </w:r>
       <w:r>
         <w:t xml:space="preserve">,</w:t>
@@ -4455,8 +4083,8 @@
     </w:pPr>
     <w:rPr>
       <w:rFonts w:asciiTheme="majorHAnsi" w:cstheme="majorBidi" w:eastAsiaTheme="majorEastAsia" w:hAnsiTheme="majorHAnsi"/>
-      <w:sz w:val="56"/>
-      <w:szCs w:val="56"/>
+      <w:sz w:val="40"/>
+      <w:szCs w:val="40"/>
     </w:rPr>
   </w:style>
   <w:style w:customStyle="1" w:styleId="TitleChar" w:type="character">
@@ -4590,8 +4218,8 @@
     <w:rPr>
       <w:rFonts w:asciiTheme="majorHAnsi" w:cstheme="majorBidi" w:eastAsiaTheme="majorEastAsia" w:hAnsiTheme="majorHAnsi"/>
       <w:color w:themeColor="accent1" w:themeShade="BF" w:val="0F4761"/>
-      <w:sz w:val="40"/>
-      <w:szCs w:val="40"/>
+      <w:sz w:val="32"/>
+      <w:szCs w:val="32"/>
     </w:rPr>
   </w:style>
   <w:style w:styleId="Heading2" w:type="paragraph">
@@ -4613,8 +4241,8 @@
     <w:rPr>
       <w:rFonts w:asciiTheme="majorHAnsi" w:cstheme="majorBidi" w:eastAsiaTheme="majorEastAsia" w:hAnsiTheme="majorHAnsi"/>
       <w:color w:themeColor="accent1" w:themeShade="BF" w:val="0F4761"/>
-      <w:sz w:val="32"/>
-      <w:szCs w:val="32"/>
+      <w:sz w:val="26"/>
+      <w:szCs w:val="26"/>
     </w:rPr>
   </w:style>
   <w:style w:styleId="Heading3" w:type="paragraph">
@@ -4636,8 +4264,8 @@
     <w:rPr>
       <w:rFonts w:cstheme="majorBidi" w:eastAsiaTheme="majorEastAsia"/>
       <w:color w:themeColor="accent1" w:themeShade="BF" w:val="0F4761"/>
-      <w:sz w:val="28"/>
-      <w:szCs w:val="28"/>
+      <w:sz w:val="24"/>
+      <w:szCs w:val="24"/>
     </w:rPr>
   </w:style>
   <w:style w:styleId="Heading4" w:type="paragraph">
@@ -4657,6 +4285,8 @@
       <w:outlineLvl w:val="3"/>
     </w:pPr>
     <w:rPr>
+      <w:sz w:val="22"/>
+      <w:szCs w:val="22"/>
       <w:rFonts w:cstheme="majorBidi" w:eastAsiaTheme="majorEastAsia"/>
       <w:i/>
       <w:iCs/>
